--- a/documents/templates_src/mfc_template.docx
+++ b/documents/templates_src/mfc_template.docx
@@ -13,7 +13,6 @@
           <w:color w:val="000000" w:themeColor="text1"/>
           <w:sz w:val="28"/>
           <w:szCs w:val="28"/>
-          <w:lang w:val="en-US"/>
         </w:rPr>
       </w:pPr>
       <w:r>
@@ -24,39 +23,7 @@
           <w:sz w:val="28"/>
           <w:szCs w:val="28"/>
         </w:rPr>
-        <w:t xml:space="preserve">ДОГОВОР № </w:t>
-      </w:r>
-      <w:r>
-        <w:rPr>
-          <w:rFonts w:ascii="Times New Roman" w:hAnsi="Times New Roman" w:cs="Times New Roman"/>
-          <w:b/>
-          <w:color w:val="000000" w:themeColor="text1"/>
-          <w:sz w:val="28"/>
-          <w:szCs w:val="28"/>
-          <w:lang w:val="en-US"/>
-        </w:rPr>
-        <w:t>{{</w:t>
-      </w:r>
-      <w:r>
-        <w:rPr>
-          <w:rFonts w:ascii="Times New Roman" w:hAnsi="Times New Roman" w:cs="Times New Roman"/>
-          <w:b/>
-          <w:color w:val="000000" w:themeColor="text1"/>
-          <w:sz w:val="28"/>
-          <w:szCs w:val="28"/>
-        </w:rPr>
-        <w:t>номер договора</w:t>
-      </w:r>
-      <w:r>
-        <w:rPr>
-          <w:rFonts w:ascii="Times New Roman" w:hAnsi="Times New Roman" w:cs="Times New Roman"/>
-          <w:b/>
-          <w:color w:val="000000" w:themeColor="text1"/>
-          <w:sz w:val="28"/>
-          <w:szCs w:val="28"/>
-          <w:lang w:val="en-US"/>
-        </w:rPr>
-        <w:t>}}</w:t>
+        <w:t>ДОГОВОР № {{номер договора}}</w:t>
       </w:r>
     </w:p>
     <w:p>
@@ -181,8 +148,6 @@
               </w:rPr>
               <w:t>г.</w:t>
             </w:r>
-            <w:bookmarkStart w:id="0" w:name="_GoBack"/>
-            <w:bookmarkEnd w:id="0"/>
           </w:p>
         </w:tc>
       </w:tr>
@@ -210,7 +175,7 @@
           <w:szCs w:val="20"/>
         </w:rPr>
       </w:pPr>
-      <w:bookmarkStart w:id="1" w:name="_Hlk190249266"/>
+      <w:bookmarkStart w:id="0" w:name="_Hlk190249266"/>
       <w:r>
         <w:rPr>
           <w:rFonts w:ascii="Times New Roman" w:hAnsi="Times New Roman" w:cs="Times New Roman"/>
@@ -227,34 +192,7 @@
           <w:sz w:val="24"/>
           <w:szCs w:val="20"/>
         </w:rPr>
-        <w:t xml:space="preserve"> </w:t>
-      </w:r>
-      <w:r>
-        <w:rPr>
-          <w:rFonts w:ascii="Times New Roman" w:hAnsi="Times New Roman" w:cs="Times New Roman"/>
-          <w:color w:val="000000" w:themeColor="text1"/>
-          <w:sz w:val="24"/>
-          <w:szCs w:val="20"/>
-        </w:rPr>
-        <w:t>{{</w:t>
-      </w:r>
-      <w:r>
-        <w:rPr>
-          <w:rFonts w:ascii="Times New Roman" w:hAnsi="Times New Roman" w:cs="Times New Roman"/>
-          <w:color w:val="000000" w:themeColor="text1"/>
-          <w:sz w:val="24"/>
-          <w:szCs w:val="20"/>
-        </w:rPr>
-        <w:t>ФИО</w:t>
-      </w:r>
-      <w:r>
-        <w:rPr>
-          <w:rFonts w:ascii="Times New Roman" w:hAnsi="Times New Roman" w:cs="Times New Roman"/>
-          <w:color w:val="000000" w:themeColor="text1"/>
-          <w:sz w:val="24"/>
-          <w:szCs w:val="20"/>
-        </w:rPr>
-        <w:t>}}</w:t>
+        <w:t xml:space="preserve"> {{ФИО}}</w:t>
       </w:r>
       <w:r>
         <w:rPr>
@@ -265,7 +203,7 @@
         </w:rPr>
         <w:t>, именуемый в дальнейшем «</w:t>
       </w:r>
-      <w:bookmarkStart w:id="2" w:name="_Hlk189402264"/>
+      <w:bookmarkStart w:id="1" w:name="_Hlk189402264"/>
       <w:r>
         <w:rPr>
           <w:rFonts w:ascii="Times New Roman" w:hAnsi="Times New Roman" w:cs="Times New Roman"/>
@@ -275,7 +213,7 @@
         </w:rPr>
         <w:t>ЗАКАЗЧИК</w:t>
       </w:r>
-      <w:bookmarkEnd w:id="2"/>
+      <w:bookmarkEnd w:id="1"/>
       <w:r>
         <w:rPr>
           <w:rFonts w:ascii="Times New Roman" w:hAnsi="Times New Roman" w:cs="Times New Roman"/>
@@ -313,25 +251,7 @@
           <w:sz w:val="24"/>
           <w:szCs w:val="20"/>
         </w:rPr>
-        <w:t xml:space="preserve"> </w:t>
-      </w:r>
-      <w:r>
-        <w:rPr>
-          <w:rFonts w:ascii="Times New Roman" w:hAnsi="Times New Roman" w:cs="Times New Roman"/>
-          <w:color w:val="000000" w:themeColor="text1"/>
-          <w:sz w:val="24"/>
-          <w:szCs w:val="20"/>
-        </w:rPr>
-        <w:t>Свириденко Станислав Валерьевич</w:t>
-      </w:r>
-      <w:r>
-        <w:rPr>
-          <w:rFonts w:ascii="Times New Roman" w:hAnsi="Times New Roman" w:cs="Times New Roman"/>
-          <w:color w:val="000000" w:themeColor="text1"/>
-          <w:sz w:val="24"/>
-          <w:szCs w:val="20"/>
-        </w:rPr>
-        <w:t>,</w:t>
+        <w:t xml:space="preserve"> Свириденко Станислав Валерьевич,</w:t>
       </w:r>
       <w:r>
         <w:rPr>
@@ -534,7 +454,6 @@
                 <w:rFonts w:ascii="Times New Roman" w:hAnsi="Times New Roman" w:cs="Times New Roman"/>
                 <w:color w:val="000000" w:themeColor="text1"/>
                 <w:szCs w:val="20"/>
-                <w:highlight w:val="yellow"/>
                 <w:lang w:val="ru-RU"/>
               </w:rPr>
               <w:t>Целью юридических ус</w:t>
@@ -544,7 +463,6 @@
                 <w:rFonts w:ascii="Times New Roman" w:hAnsi="Times New Roman" w:cs="Times New Roman"/>
                 <w:color w:val="000000" w:themeColor="text1"/>
                 <w:szCs w:val="20"/>
-                <w:highlight w:val="yellow"/>
                 <w:lang w:val="ru-RU"/>
               </w:rPr>
               <w:t>луг по настоящему д</w:t>
@@ -554,7 +472,6 @@
                 <w:rFonts w:ascii="Times New Roman" w:hAnsi="Times New Roman" w:cs="Times New Roman"/>
                 <w:color w:val="000000" w:themeColor="text1"/>
                 <w:szCs w:val="20"/>
-                <w:highlight w:val="yellow"/>
                 <w:lang w:val="ru-RU"/>
               </w:rPr>
               <w:t>оговору являю</w:t>
@@ -564,7 +481,6 @@
                 <w:rFonts w:ascii="Times New Roman" w:hAnsi="Times New Roman" w:cs="Times New Roman"/>
                 <w:color w:val="000000" w:themeColor="text1"/>
                 <w:szCs w:val="20"/>
-                <w:highlight w:val="yellow"/>
                 <w:lang w:val="ru-RU"/>
               </w:rPr>
               <w:t xml:space="preserve">тся </w:t>
@@ -574,7 +490,6 @@
                 <w:rFonts w:ascii="Times New Roman" w:hAnsi="Times New Roman" w:cs="Times New Roman"/>
                 <w:color w:val="000000" w:themeColor="text1"/>
                 <w:szCs w:val="20"/>
-                <w:highlight w:val="yellow"/>
                 <w:lang w:val="ru-RU"/>
               </w:rPr>
               <w:t xml:space="preserve">подготовка заявления в </w:t>
@@ -584,7 +499,6 @@
                 <w:rFonts w:ascii="Times New Roman" w:hAnsi="Times New Roman" w:cs="Times New Roman"/>
                 <w:color w:val="000000" w:themeColor="text1"/>
                 <w:szCs w:val="20"/>
-                <w:highlight w:val="yellow"/>
                 <w:lang w:val="ru-RU"/>
               </w:rPr>
               <w:t>многофункциональный центр с целью прохождения ЗАКАЗЧИКОМ процедуры внесудебного банкротства</w:t>
@@ -594,7 +508,6 @@
                 <w:rFonts w:ascii="Times New Roman" w:hAnsi="Times New Roman" w:cs="Times New Roman"/>
                 <w:color w:val="000000" w:themeColor="text1"/>
                 <w:szCs w:val="20"/>
-                <w:highlight w:val="yellow"/>
                 <w:lang w:val="ru-RU"/>
               </w:rPr>
               <w:t xml:space="preserve"> (далее – заявление)</w:t>
@@ -604,7 +517,6 @@
                 <w:rFonts w:ascii="Times New Roman" w:hAnsi="Times New Roman" w:cs="Times New Roman"/>
                 <w:color w:val="000000" w:themeColor="text1"/>
                 <w:szCs w:val="20"/>
-                <w:highlight w:val="yellow"/>
                 <w:lang w:val="ru-RU"/>
               </w:rPr>
               <w:t xml:space="preserve">, для чего ИСПОЛНИТЕЛЬ, действуя от имени и по поручению </w:t>
@@ -614,7 +526,6 @@
                 <w:rFonts w:ascii="Times New Roman" w:hAnsi="Times New Roman" w:cs="Times New Roman"/>
                 <w:color w:val="000000" w:themeColor="text1"/>
                 <w:szCs w:val="20"/>
-                <w:highlight w:val="yellow"/>
               </w:rPr>
               <w:t>ЗАКАЗЧИКА, осуществляет юридические и фактические действия</w:t>
             </w:r>
@@ -623,7 +534,6 @@
                 <w:rFonts w:ascii="Times New Roman" w:hAnsi="Times New Roman" w:cs="Times New Roman"/>
                 <w:color w:val="000000" w:themeColor="text1"/>
                 <w:szCs w:val="20"/>
-                <w:highlight w:val="yellow"/>
                 <w:lang w:val="ru-RU"/>
               </w:rPr>
               <w:t>.</w:t>
@@ -793,17 +703,15 @@
                 <w:color w:val="000000" w:themeColor="text1"/>
                 <w:sz w:val="20"/>
                 <w:szCs w:val="20"/>
-                <w:highlight w:val="yellow"/>
-                <w:lang w:val="ru-RU"/>
-              </w:rPr>
-            </w:pPr>
-            <w:r>
-              <w:rPr>
-                <w:rFonts w:ascii="Times New Roman" w:hAnsi="Times New Roman" w:cs="Times New Roman"/>
-                <w:color w:val="000000" w:themeColor="text1"/>
-                <w:sz w:val="20"/>
-                <w:szCs w:val="20"/>
-                <w:highlight w:val="yellow"/>
+                <w:lang w:val="ru-RU"/>
+              </w:rPr>
+            </w:pPr>
+            <w:r>
+              <w:rPr>
+                <w:rFonts w:ascii="Times New Roman" w:hAnsi="Times New Roman" w:cs="Times New Roman"/>
+                <w:color w:val="000000" w:themeColor="text1"/>
+                <w:sz w:val="20"/>
+                <w:szCs w:val="20"/>
                 <w:lang w:val="ru-RU"/>
               </w:rPr>
               <w:t>Подготовка и направление ЗАКАЗЧИКУ заявления.</w:t>
@@ -817,7 +725,6 @@
                 <w:color w:val="000000" w:themeColor="text1"/>
                 <w:sz w:val="20"/>
                 <w:szCs w:val="20"/>
-                <w:highlight w:val="yellow"/>
                 <w:lang w:val="ru-RU"/>
               </w:rPr>
             </w:pPr>
@@ -3114,23 +3021,7 @@
                 <w:color w:val="000000" w:themeColor="text1"/>
                 <w:lang w:val="ru-RU"/>
               </w:rPr>
-              <w:t>{{</w:t>
-            </w:r>
-            <w:r>
-              <w:rPr>
-                <w:rFonts w:ascii="Times New Roman" w:hAnsi="Times New Roman" w:cs="Times New Roman"/>
-                <w:color w:val="000000" w:themeColor="text1"/>
-                <w:lang w:val="ru-RU"/>
-              </w:rPr>
-              <w:t>сумма юристы</w:t>
-            </w:r>
-            <w:r>
-              <w:rPr>
-                <w:rFonts w:ascii="Times New Roman" w:hAnsi="Times New Roman" w:cs="Times New Roman"/>
-                <w:color w:val="000000" w:themeColor="text1"/>
-                <w:lang w:val="ru-RU"/>
-              </w:rPr>
-              <w:t>}}</w:t>
+              <w:t>{{сумма юристы}}</w:t>
             </w:r>
             <w:r>
               <w:rPr>
@@ -3312,39 +3203,7 @@
                 <w:color w:val="000000" w:themeColor="text1"/>
                 <w:lang w:val="ru-RU"/>
               </w:rPr>
-              <w:t xml:space="preserve">ЗАКАЗЧИК в момент заключения договора вносит на </w:t>
-            </w:r>
-            <w:r>
-              <w:rPr>
-                <w:rFonts w:ascii="Times New Roman" w:hAnsi="Times New Roman" w:cs="Times New Roman"/>
-                <w:color w:val="000000" w:themeColor="text1"/>
-                <w:lang w:val="ru-RU"/>
-              </w:rPr>
-              <w:t>расчетный счет ИСПОЛНИТЕЛЯ</w:t>
-            </w:r>
-            <w:r>
-              <w:rPr>
-                <w:rFonts w:ascii="Times New Roman" w:hAnsi="Times New Roman" w:cs="Times New Roman"/>
-                <w:color w:val="000000" w:themeColor="text1"/>
-                <w:lang w:val="ru-RU"/>
-              </w:rPr>
-              <w:t xml:space="preserve"> обеспечительный платеж в размере 5 000,00 (пять тысяч) рублей, который </w:t>
-            </w:r>
-            <w:r>
-              <w:rPr>
-                <w:rFonts w:ascii="Times New Roman" w:hAnsi="Times New Roman" w:cs="Times New Roman"/>
-                <w:color w:val="000000" w:themeColor="text1"/>
-                <w:lang w:val="ru-RU"/>
-              </w:rPr>
-              <w:t>входит в сумму</w:t>
-            </w:r>
-            <w:r>
-              <w:rPr>
-                <w:rFonts w:ascii="Times New Roman" w:hAnsi="Times New Roman" w:cs="Times New Roman"/>
-                <w:color w:val="000000" w:themeColor="text1"/>
-                <w:lang w:val="ru-RU"/>
-              </w:rPr>
-              <w:t xml:space="preserve"> </w:t>
+              <w:t xml:space="preserve">ЗАКАЗЧИК в момент заключения договора вносит на расчетный счет ИСПОЛНИТЕЛЯ обеспечительный платеж в размере 5 000,00 (пять тысяч) рублей, который входит в сумму </w:t>
             </w:r>
             <w:r>
               <w:rPr>
@@ -3360,15 +3219,7 @@
                 <w:color w:val="000000" w:themeColor="text1"/>
                 <w:lang w:val="ru-RU"/>
               </w:rPr>
-              <w:t>, указанную в п. 3.1. настоящего договора</w:t>
-            </w:r>
-            <w:r>
-              <w:rPr>
-                <w:rFonts w:ascii="Times New Roman" w:hAnsi="Times New Roman" w:cs="Times New Roman"/>
-                <w:color w:val="000000" w:themeColor="text1"/>
-                <w:lang w:val="ru-RU"/>
-              </w:rPr>
-              <w:t xml:space="preserve">. </w:t>
+              <w:t xml:space="preserve">, указанную в п. 3.1. настоящего договора. </w:t>
             </w:r>
           </w:p>
           <w:p>
@@ -5908,7 +5759,7 @@
               </w:rPr>
               <w:t xml:space="preserve">Исполнитель приступает к оказанию услуг после </w:t>
             </w:r>
-            <w:bookmarkStart w:id="3" w:name="_Hlk190247825"/>
+            <w:bookmarkStart w:id="2" w:name="_Hlk190247825"/>
             <w:r>
               <w:rPr>
                 <w:rFonts w:ascii="Times New Roman" w:hAnsi="Times New Roman" w:cs="Times New Roman"/>
@@ -5917,7 +5768,7 @@
               </w:rPr>
               <w:t xml:space="preserve">внесения Заказчиком первой оплаты, предусмотренной </w:t>
             </w:r>
-            <w:bookmarkEnd w:id="3"/>
+            <w:bookmarkEnd w:id="2"/>
             <w:r>
               <w:rPr>
                 <w:rFonts w:ascii="Times New Roman" w:hAnsi="Times New Roman" w:cs="Times New Roman"/>
@@ -6172,7 +6023,6 @@
                 <w:rFonts w:ascii="Times New Roman" w:hAnsi="Times New Roman" w:cs="Times New Roman"/>
                 <w:color w:val="000000" w:themeColor="text1"/>
                 <w:szCs w:val="20"/>
-                <w:highlight w:val="yellow"/>
                 <w:lang w:val="ru-RU"/>
               </w:rPr>
               <w:t xml:space="preserve">заявления </w:t>
@@ -6182,7 +6032,6 @@
                 <w:rFonts w:ascii="Times New Roman" w:hAnsi="Times New Roman" w:cs="Times New Roman"/>
                 <w:color w:val="000000" w:themeColor="text1"/>
                 <w:szCs w:val="20"/>
-                <w:highlight w:val="yellow"/>
                 <w:lang w:val="ru-RU"/>
               </w:rPr>
               <w:t>ЗАКАЗЧИКУ</w:t>
@@ -6191,7 +6040,6 @@
               <w:rPr>
                 <w:rFonts w:ascii="Times New Roman" w:hAnsi="Times New Roman" w:cs="Times New Roman"/>
                 <w:color w:val="000000" w:themeColor="text1"/>
-                <w:highlight w:val="yellow"/>
                 <w:lang w:val="ru-RU"/>
               </w:rPr>
               <w:t>, что подтверждается представлени</w:t>
@@ -6200,7 +6048,6 @@
               <w:rPr>
                 <w:rFonts w:ascii="Times New Roman" w:hAnsi="Times New Roman" w:cs="Times New Roman"/>
                 <w:color w:val="000000" w:themeColor="text1"/>
-                <w:highlight w:val="yellow"/>
                 <w:lang w:val="ru-RU"/>
               </w:rPr>
               <w:t>ем</w:t>
@@ -6209,7 +6056,6 @@
               <w:rPr>
                 <w:rFonts w:ascii="Times New Roman" w:hAnsi="Times New Roman" w:cs="Times New Roman"/>
                 <w:color w:val="000000" w:themeColor="text1"/>
-                <w:highlight w:val="yellow"/>
                 <w:lang w:val="ru-RU"/>
               </w:rPr>
               <w:t xml:space="preserve"> ЗАКАЗЧИКУ номера РПО</w:t>
@@ -6218,7 +6064,6 @@
               <w:rPr>
                 <w:rFonts w:ascii="Times New Roman" w:hAnsi="Times New Roman" w:cs="Times New Roman"/>
                 <w:color w:val="000000" w:themeColor="text1"/>
-                <w:highlight w:val="yellow"/>
                 <w:lang w:val="ru-RU"/>
               </w:rPr>
               <w:t>.</w:t>
@@ -6349,47 +6194,7 @@
                 <w:color w:val="000000" w:themeColor="text1"/>
                 <w:lang w:val="ru-RU"/>
               </w:rPr>
-              <w:t>В случае</w:t>
-            </w:r>
-            <w:r>
-              <w:rPr>
-                <w:rFonts w:ascii="Times New Roman" w:hAnsi="Times New Roman" w:cs="Times New Roman"/>
-                <w:color w:val="000000" w:themeColor="text1"/>
-                <w:lang w:val="ru-RU"/>
-              </w:rPr>
-              <w:t xml:space="preserve"> расторжени</w:t>
-            </w:r>
-            <w:r>
-              <w:rPr>
-                <w:rFonts w:ascii="Times New Roman" w:hAnsi="Times New Roman" w:cs="Times New Roman"/>
-                <w:color w:val="000000" w:themeColor="text1"/>
-                <w:lang w:val="ru-RU"/>
-              </w:rPr>
-              <w:t>я</w:t>
-            </w:r>
-            <w:r>
-              <w:rPr>
-                <w:rFonts w:ascii="Times New Roman" w:hAnsi="Times New Roman" w:cs="Times New Roman"/>
-                <w:color w:val="000000" w:themeColor="text1"/>
-                <w:lang w:val="ru-RU"/>
-              </w:rPr>
-              <w:t xml:space="preserve"> договора по любым основаниям обеспечительный платеж</w:t>
-            </w:r>
-            <w:r>
-              <w:rPr>
-                <w:rFonts w:ascii="Times New Roman" w:hAnsi="Times New Roman" w:cs="Times New Roman"/>
-                <w:color w:val="000000" w:themeColor="text1"/>
-                <w:lang w:val="ru-RU"/>
-              </w:rPr>
-              <w:t>, предусмотренный п. 3.3. настоящего договора,</w:t>
-            </w:r>
-            <w:r>
-              <w:rPr>
-                <w:rFonts w:ascii="Times New Roman" w:hAnsi="Times New Roman" w:cs="Times New Roman"/>
-                <w:color w:val="000000" w:themeColor="text1"/>
-                <w:lang w:val="ru-RU"/>
-              </w:rPr>
-              <w:t xml:space="preserve"> не возвращается ЗАКАЗЧИКУ.</w:t>
+              <w:t>В случае расторжения договора по любым основаниям обеспечительный платеж, предусмотренный п. 3.3. настоящего договора, не возвращается ЗАКАЗЧИКУ.</w:t>
             </w:r>
           </w:p>
         </w:tc>
@@ -6966,16 +6771,7 @@
                 <w:spacing w:val="-11"/>
                 <w:lang w:val="ru-RU"/>
               </w:rPr>
-              <w:t xml:space="preserve"> проспект 40-летия Победы</w:t>
-            </w:r>
-            <w:r>
-              <w:rPr>
-                <w:rFonts w:ascii="Times New Roman" w:hAnsi="Times New Roman" w:cs="Times New Roman"/>
-                <w:color w:val="000000" w:themeColor="text1"/>
-                <w:spacing w:val="-11"/>
-                <w:lang w:val="ru-RU"/>
-              </w:rPr>
-              <w:t xml:space="preserve">, </w:t>
+              <w:t xml:space="preserve"> проспект 40-летия Победы, </w:t>
             </w:r>
             <w:r>
               <w:rPr>
@@ -7297,37 +7093,7 @@
                 <w:spacing w:val="-9"/>
                 <w:lang w:val="ru-RU"/>
               </w:rPr>
-              <w:t xml:space="preserve"> </w:t>
-            </w:r>
-            <w:r>
-              <w:rPr>
-                <w:rFonts w:ascii="Times New Roman" w:hAnsi="Times New Roman" w:cs="Times New Roman"/>
-                <w:b/>
-                <w:color w:val="000000" w:themeColor="text1"/>
-                <w:spacing w:val="-9"/>
-                <w:lang w:val="ru-RU"/>
-              </w:rPr>
-              <w:t>{{</w:t>
-            </w:r>
-            <w:r>
-              <w:rPr>
-                <w:rFonts w:ascii="Times New Roman" w:hAnsi="Times New Roman" w:cs="Times New Roman"/>
-                <w:b/>
-                <w:color w:val="000000" w:themeColor="text1"/>
-                <w:spacing w:val="-9"/>
-                <w:lang w:val="ru-RU"/>
-              </w:rPr>
-              <w:t>ФИО</w:t>
-            </w:r>
-            <w:r>
-              <w:rPr>
-                <w:rFonts w:ascii="Times New Roman" w:hAnsi="Times New Roman" w:cs="Times New Roman"/>
-                <w:b/>
-                <w:color w:val="000000" w:themeColor="text1"/>
-                <w:spacing w:val="-9"/>
-                <w:lang w:val="ru-RU"/>
-              </w:rPr>
-              <w:t>}}</w:t>
+              <w:t xml:space="preserve"> {{ФИО}}</w:t>
             </w:r>
           </w:p>
           <w:p>
@@ -7431,23 +7197,7 @@
                 <w:color w:val="000000" w:themeColor="text1"/>
                 <w:lang w:val="ru-RU"/>
               </w:rPr>
-              <w:t>{{</w:t>
-            </w:r>
-            <w:r>
-              <w:rPr>
-                <w:rFonts w:ascii="Times New Roman" w:hAnsi="Times New Roman" w:cs="Times New Roman"/>
-                <w:color w:val="000000" w:themeColor="text1"/>
-                <w:lang w:val="ru-RU"/>
-              </w:rPr>
-              <w:t>дата рождения</w:t>
-            </w:r>
-            <w:r>
-              <w:rPr>
-                <w:rFonts w:ascii="Times New Roman" w:hAnsi="Times New Roman" w:cs="Times New Roman"/>
-                <w:color w:val="000000" w:themeColor="text1"/>
-                <w:lang w:val="ru-RU"/>
-              </w:rPr>
-              <w:t>}}</w:t>
+              <w:t>{{дата рождения}}</w:t>
             </w:r>
             <w:r>
               <w:rPr>
@@ -7472,31 +7222,7 @@
                 <w:color w:val="000000" w:themeColor="text1"/>
                 <w:lang w:val="ru-RU"/>
               </w:rPr>
-              <w:t xml:space="preserve"> </w:t>
-            </w:r>
-            <w:r>
-              <w:rPr>
-                <w:rFonts w:ascii="Times New Roman" w:hAnsi="Times New Roman" w:cs="Times New Roman"/>
-                <w:color w:val="000000" w:themeColor="text1"/>
-                <w:lang w:val="ru-RU"/>
-              </w:rPr>
-              <w:t>{{</w:t>
-            </w:r>
-            <w:r>
-              <w:rPr>
-                <w:rFonts w:ascii="Times New Roman" w:hAnsi="Times New Roman" w:cs="Times New Roman"/>
-                <w:color w:val="000000" w:themeColor="text1"/>
-                <w:lang w:val="ru-RU"/>
-              </w:rPr>
-              <w:t>место рождения</w:t>
-            </w:r>
-            <w:r>
-              <w:rPr>
-                <w:rFonts w:ascii="Times New Roman" w:hAnsi="Times New Roman" w:cs="Times New Roman"/>
-                <w:color w:val="000000" w:themeColor="text1"/>
-                <w:lang w:val="ru-RU"/>
-              </w:rPr>
-              <w:t>}}</w:t>
+              <w:t xml:space="preserve"> {{место рождения}}</w:t>
             </w:r>
           </w:p>
           <w:p>
@@ -7598,23 +7324,7 @@
                 <w:color w:val="000000" w:themeColor="text1"/>
                 <w:lang w:val="ru-RU"/>
               </w:rPr>
-              <w:t>{{</w:t>
-            </w:r>
-            <w:r>
-              <w:rPr>
-                <w:rFonts w:ascii="Times New Roman" w:hAnsi="Times New Roman" w:cs="Times New Roman"/>
-                <w:color w:val="000000" w:themeColor="text1"/>
-                <w:lang w:val="ru-RU"/>
-              </w:rPr>
-              <w:t>серия</w:t>
-            </w:r>
-            <w:r>
-              <w:rPr>
-                <w:rFonts w:ascii="Times New Roman" w:hAnsi="Times New Roman" w:cs="Times New Roman"/>
-                <w:color w:val="000000" w:themeColor="text1"/>
-                <w:lang w:val="ru-RU"/>
-              </w:rPr>
-              <w:t>}}</w:t>
+              <w:t>{{серия}}</w:t>
             </w:r>
             <w:r>
               <w:rPr>
@@ -7648,23 +7358,7 @@
                 <w:color w:val="000000" w:themeColor="text1"/>
                 <w:lang w:val="ru-RU"/>
               </w:rPr>
-              <w:t>{{</w:t>
-            </w:r>
-            <w:r>
-              <w:rPr>
-                <w:rFonts w:ascii="Times New Roman" w:hAnsi="Times New Roman" w:cs="Times New Roman"/>
-                <w:color w:val="000000" w:themeColor="text1"/>
-                <w:lang w:val="ru-RU"/>
-              </w:rPr>
-              <w:t>номер</w:t>
-            </w:r>
-            <w:r>
-              <w:rPr>
-                <w:rFonts w:ascii="Times New Roman" w:hAnsi="Times New Roman" w:cs="Times New Roman"/>
-                <w:color w:val="000000" w:themeColor="text1"/>
-                <w:lang w:val="ru-RU"/>
-              </w:rPr>
-              <w:t>}}</w:t>
+              <w:t>{{номер}}</w:t>
             </w:r>
             <w:r>
               <w:rPr>
@@ -7680,23 +7374,7 @@
                 <w:color w:val="000000" w:themeColor="text1"/>
                 <w:lang w:val="ru-RU"/>
               </w:rPr>
-              <w:t>{{</w:t>
-            </w:r>
-            <w:r>
-              <w:rPr>
-                <w:rFonts w:ascii="Times New Roman" w:hAnsi="Times New Roman" w:cs="Times New Roman"/>
-                <w:color w:val="000000" w:themeColor="text1"/>
-                <w:lang w:val="ru-RU"/>
-              </w:rPr>
-              <w:t>кем</w:t>
-            </w:r>
-            <w:r>
-              <w:rPr>
-                <w:rFonts w:ascii="Times New Roman" w:hAnsi="Times New Roman" w:cs="Times New Roman"/>
-                <w:color w:val="000000" w:themeColor="text1"/>
-                <w:lang w:val="ru-RU"/>
-              </w:rPr>
-              <w:t>}}</w:t>
+              <w:t>{{кем}}</w:t>
             </w:r>
             <w:r>
               <w:rPr>
@@ -7712,23 +7390,7 @@
                 <w:color w:val="000000" w:themeColor="text1"/>
                 <w:lang w:val="ru-RU"/>
               </w:rPr>
-              <w:t>{{</w:t>
-            </w:r>
-            <w:r>
-              <w:rPr>
-                <w:rFonts w:ascii="Times New Roman" w:hAnsi="Times New Roman" w:cs="Times New Roman"/>
-                <w:color w:val="000000" w:themeColor="text1"/>
-                <w:lang w:val="ru-RU"/>
-              </w:rPr>
-              <w:t>дата выдачи</w:t>
-            </w:r>
-            <w:r>
-              <w:rPr>
-                <w:rFonts w:ascii="Times New Roman" w:hAnsi="Times New Roman" w:cs="Times New Roman"/>
-                <w:color w:val="000000" w:themeColor="text1"/>
-                <w:lang w:val="ru-RU"/>
-              </w:rPr>
-              <w:t>}}</w:t>
+              <w:t>{{дата выдачи}}</w:t>
             </w:r>
             <w:r>
               <w:rPr>
@@ -7744,23 +7406,7 @@
                 <w:color w:val="000000" w:themeColor="text1"/>
                 <w:lang w:val="ru-RU"/>
               </w:rPr>
-              <w:t>{{</w:t>
-            </w:r>
-            <w:r>
-              <w:rPr>
-                <w:rFonts w:ascii="Times New Roman" w:hAnsi="Times New Roman" w:cs="Times New Roman"/>
-                <w:color w:val="000000" w:themeColor="text1"/>
-                <w:lang w:val="ru-RU"/>
-              </w:rPr>
-              <w:t>код</w:t>
-            </w:r>
-            <w:r>
-              <w:rPr>
-                <w:rFonts w:ascii="Times New Roman" w:hAnsi="Times New Roman" w:cs="Times New Roman"/>
-                <w:color w:val="000000" w:themeColor="text1"/>
-                <w:lang w:val="ru-RU"/>
-              </w:rPr>
-              <w:t>}}</w:t>
+              <w:t>{{код}}</w:t>
             </w:r>
           </w:p>
           <w:p>
@@ -7802,23 +7448,7 @@
                 <w:color w:val="000000" w:themeColor="text1"/>
                 <w:lang w:val="ru-RU"/>
               </w:rPr>
-              <w:t>{{</w:t>
-            </w:r>
-            <w:r>
-              <w:rPr>
-                <w:rFonts w:ascii="Times New Roman" w:hAnsi="Times New Roman" w:cs="Times New Roman"/>
-                <w:color w:val="000000" w:themeColor="text1"/>
-                <w:lang w:val="ru-RU"/>
-              </w:rPr>
-              <w:t>адрес регистрации</w:t>
-            </w:r>
-            <w:r>
-              <w:rPr>
-                <w:rFonts w:ascii="Times New Roman" w:hAnsi="Times New Roman" w:cs="Times New Roman"/>
-                <w:color w:val="000000" w:themeColor="text1"/>
-                <w:lang w:val="ru-RU"/>
-              </w:rPr>
-              <w:t>}}</w:t>
+              <w:t>{{адрес регистрации}}</w:t>
             </w:r>
           </w:p>
           <w:p>
@@ -7869,23 +7499,7 @@
                 <w:color w:val="000000" w:themeColor="text1"/>
                 <w:lang w:val="ru-RU"/>
               </w:rPr>
-              <w:t>{{</w:t>
-            </w:r>
-            <w:r>
-              <w:rPr>
-                <w:rFonts w:ascii="Times New Roman" w:hAnsi="Times New Roman" w:cs="Times New Roman"/>
-                <w:color w:val="000000" w:themeColor="text1"/>
-                <w:lang w:val="ru-RU"/>
-              </w:rPr>
-              <w:t>номер телефона</w:t>
-            </w:r>
-            <w:r>
-              <w:rPr>
-                <w:rFonts w:ascii="Times New Roman" w:hAnsi="Times New Roman" w:cs="Times New Roman"/>
-                <w:color w:val="000000" w:themeColor="text1"/>
-                <w:lang w:val="ru-RU"/>
-              </w:rPr>
-              <w:t>}}</w:t>
+              <w:t>{{номер телефона}}</w:t>
             </w:r>
           </w:p>
           <w:p>
@@ -7949,7 +7563,7 @@
         </w:rPr>
       </w:pPr>
     </w:p>
-    <w:bookmarkEnd w:id="1"/>
+    <w:bookmarkEnd w:id="0"/>
     <w:p>
       <w:pPr>
         <w:rPr>
@@ -7979,6 +7593,8 @@
         </w:rPr>
         <w:t>ГРАФИК ПЛАТЕЖЕЙ ЗАКАЗЧИКА</w:t>
       </w:r>
+      <w:bookmarkStart w:id="3" w:name="_GoBack"/>
+      <w:bookmarkEnd w:id="3"/>
     </w:p>
     <w:sectPr>
       <w:pgSz w:w="11906" w:h="16838"/>
